--- a/日報/260920_報告總覽_盤後.docx
+++ b/日報/260920_報告總覽_盤後.docx
@@ -27,6 +27,32 @@
           <w:b w:val="0"/>
           <w:color w:val="808080"/>
           <w:sz w:val="17"/>
+        </w:rPr>
+        <w:t>⚠ 本頁為新聞整理摘要 依公開新聞整理（來源見文末），非券商原始報告、非投資建議。</w:t>
+      </w:r>
+    </w:p>
+    <w:p>
+      <w:pPr>
+        <w:spacing w:after="80"/>
+      </w:pPr>
+      <w:r>
+        <w:rPr>
+          <w:rFonts w:ascii="Microsoft JhengHei" w:hAnsi="Microsoft JhengHei" w:eastAsia="Microsoft JhengHei" w:cs="Microsoft JhengHei"/>
+          <w:b w:val="0"/>
+          <w:sz w:val="21"/>
+        </w:rPr>
+        <w:t>260920｜報告總覽｜盤後</w:t>
+      </w:r>
+    </w:p>
+    <w:p>
+      <w:pPr>
+        <w:spacing w:after="80"/>
+      </w:pPr>
+      <w:r>
+        <w:rPr>
+          <w:rFonts w:ascii="Microsoft JhengHei" w:hAnsi="Microsoft JhengHei" w:eastAsia="Microsoft JhengHei" w:cs="Microsoft JhengHei"/>
+          <w:b w:val="0"/>
+          <w:sz w:val="21"/>
         </w:rPr>
         <w:t>⚠ 本頁為新聞整理摘要 依公開新聞整理（來源見文末），非券商原始報告、非投資建議。</w:t>
       </w:r>
@@ -2297,6 +2323,19 @@
     </w:p>
     <w:p>
       <w:pPr>
+        <w:spacing w:after="80"/>
+      </w:pPr>
+      <w:r>
+        <w:rPr>
+          <w:rFonts w:ascii="Microsoft JhengHei" w:hAnsi="Microsoft JhengHei" w:eastAsia="Microsoft JhengHei" w:cs="Microsoft JhengHei"/>
+          <w:b w:val="0"/>
+          <w:sz w:val="21"/>
+        </w:rPr>
+        <w:t>Word 版下載： 260920_報告總覽_盤後.docx ｜旺來 @wowwow31001</w:t>
+      </w:r>
+    </w:p>
+    <w:p>
+      <w:pPr>
         <w:spacing w:after="40"/>
       </w:pPr>
       <w:r>
@@ -2310,6 +2349,7 @@
       </w:r>
     </w:p>
     <w:sectPr>
+      <w:headerReference w:type="default" r:id="rId9"/>
       <w:pgSz w:w="12240" w:h="15840"/>
       <w:pgMar w:top="1440" w:right="1800" w:bottom="1440" w:left="1800" w:header="720" w:footer="720" w:gutter="0"/>
       <w:cols w:space="720"/>
